--- a/business/marketing/ETABLIX-facebook-carousel-subcontractors.docx
+++ b/business/marketing/ETABLIX-facebook-carousel-subcontractors.docx
@@ -2734,6 +2734,1507 @@
           <w:szCs w:val="20"/>
         </w:rPr>
         <w:t xml:space="preserve">. Paying for a registration and then leaving it unanswered is the most expensive mistake available here.</w:t>
+      </w:r>
+    </w:p>
+    <w:p>
+      <w:pPr>
+        <w:pStyle w:val="Heading1"/>
+        <w:keepNext/>
+        <w:pBdr>
+          <w:bottom w:val="single" w:color="9C7A3C" w:sz="8" w:space="6"/>
+        </w:pBdr>
+        <w:spacing w:after="150" w:before="380"/>
+      </w:pPr>
+      <w:r>
+        <w:rPr>
+          <w:rFonts w:ascii="Arial" w:cs="Arial" w:eastAsia="Arial" w:hAnsi="Arial"/>
+          <w:b/>
+          <w:bCs/>
+          <w:color w:val="14181D"/>
+          <w:sz w:val="26"/>
+          <w:szCs w:val="26"/>
+        </w:rPr>
+        <w:t xml:space="preserve">The finished copy — subcontractor carousel</w:t>
+      </w:r>
+    </w:p>
+    <w:p>
+      <w:pPr>
+        <w:spacing w:after="90" w:before="90" w:line="280"/>
+      </w:pPr>
+      <w:r>
+        <w:rPr>
+          <w:rFonts w:ascii="Arial" w:cs="Arial" w:eastAsia="Arial" w:hAnsi="Arial"/>
+          <w:color w:val="14181D"/>
+          <w:sz w:val="20"/>
+          <w:szCs w:val="20"/>
+        </w:rPr>
+        <w:t xml:space="preserve">Everything below is the live wording. Paste it into Meta Ads Manager as it is.</w:t>
+      </w:r>
+    </w:p>
+    <w:p>
+      <w:pPr>
+        <w:pStyle w:val="Heading1"/>
+        <w:keepNext/>
+        <w:pBdr>
+          <w:bottom w:val="single" w:color="9C7A3C" w:sz="8" w:space="6"/>
+        </w:pBdr>
+        <w:spacing w:after="150" w:before="380"/>
+      </w:pPr>
+      <w:r>
+        <w:rPr>
+          <w:rFonts w:ascii="Arial" w:cs="Arial" w:eastAsia="Arial" w:hAnsi="Arial"/>
+          <w:b/>
+          <w:bCs/>
+          <w:color w:val="14181D"/>
+          <w:sz w:val="26"/>
+          <w:szCs w:val="26"/>
+        </w:rPr>
+        <w:t xml:space="preserve">Primary text (the paragraph above the cards)</w:t>
+      </w:r>
+    </w:p>
+    <w:p>
+      <w:pPr>
+        <w:pBdr>
+          <w:left w:val="single" w:color="9C7A3C" w:sz="18" w:space="10"/>
+        </w:pBdr>
+        <w:shd w:fill="EFE6D2" w:color="auto" w:val="clear"/>
+        <w:spacing w:after="150" w:before="150" w:line="280"/>
+        <w:ind w:left="170" w:right="170"/>
+      </w:pPr>
+      <w:r>
+        <w:rPr>
+          <w:rFonts w:ascii="Arial" w:cs="Arial" w:eastAsia="Arial" w:hAnsi="Arial"/>
+          <w:color w:val="14181D"/>
+          <w:sz w:val="19"/>
+          <w:szCs w:val="19"/>
+        </w:rPr>
+        <w:t xml:space="preserve">You have filled in a hundred supplier forms and heard nothing back. So here is what ETABLIX actually buys: site establishment. Welfare and accommodation hire, temporary power, fencing and security, waste, catering, compound groundworks, reinstatement. Defined packages, not labour-only. There is nothing live today. The register is how we build the list we go to when there is. Two minutes.</w:t>
+      </w:r>
+    </w:p>
+    <w:p>
+      <w:pPr>
+        <w:spacing w:after="90" w:before="90" w:line="280"/>
+      </w:pPr>
+      <w:r>
+        <w:rPr>
+          <w:rFonts w:ascii="Arial" w:cs="Arial" w:eastAsia="Arial" w:hAnsi="Arial"/>
+          <w:i/>
+          <w:iCs/>
+          <w:color w:val="14181D"/>
+          <w:sz w:val="20"/>
+          <w:szCs w:val="20"/>
+        </w:rPr>
+        <w:t xml:space="preserve">70 words.</w:t>
+      </w:r>
+    </w:p>
+    <w:p>
+      <w:pPr>
+        <w:pStyle w:val="Heading2"/>
+        <w:keepNext/>
+        <w:spacing w:after="110" w:before="260"/>
+      </w:pPr>
+      <w:r>
+        <w:rPr>
+          <w:rFonts w:ascii="Arial" w:cs="Arial" w:eastAsia="Arial" w:hAnsi="Arial"/>
+          <w:b/>
+          <w:bCs/>
+          <w:color w:val="9C7A3C"/>
+          <w:sz w:val="21"/>
+          <w:szCs w:val="21"/>
+        </w:rPr>
+        <w:t xml:space="preserve">Two alternates to test against it</w:t>
+      </w:r>
+    </w:p>
+    <w:p>
+      <w:pPr>
+        <w:pBdr>
+          <w:left w:val="single" w:color="9C7A3C" w:sz="18" w:space="10"/>
+        </w:pBdr>
+        <w:shd w:fill="EFE6D2" w:color="auto" w:val="clear"/>
+        <w:spacing w:after="150" w:before="150" w:line="280"/>
+        <w:ind w:left="170" w:right="170"/>
+      </w:pPr>
+      <w:r>
+        <w:rPr>
+          <w:rFonts w:ascii="Arial" w:cs="Arial" w:eastAsia="Arial" w:hAnsi="Arial"/>
+          <w:color w:val="14181D"/>
+          <w:sz w:val="19"/>
+          <w:szCs w:val="19"/>
+        </w:rPr>
+        <w:t xml:space="preserve">Most supplier registers are a filing cabinet. This one has a purpose. ETABLIX buys the temporary side of a construction site — welfare, cabins, power, fencing, waste, catering, compound groundworks, reinstatement — as defined packages, not labour-only. Nothing is out for enquiry today. We are building the list first so the enquiry goes to somebody real.</w:t>
+      </w:r>
+    </w:p>
+    <w:p>
+      <w:pPr>
+        <w:pBdr>
+          <w:left w:val="single" w:color="9C7A3C" w:sz="18" w:space="10"/>
+        </w:pBdr>
+        <w:shd w:fill="EFE6D2" w:color="auto" w:val="clear"/>
+        <w:spacing w:after="150" w:before="150" w:line="280"/>
+        <w:ind w:left="170" w:right="170"/>
+      </w:pPr>
+      <w:r>
+        <w:rPr>
+          <w:rFonts w:ascii="Arial" w:cs="Arial" w:eastAsia="Arial" w:hAnsi="Arial"/>
+          <w:color w:val="14181D"/>
+          <w:sz w:val="19"/>
+          <w:szCs w:val="19"/>
+        </w:rPr>
+        <w:t xml:space="preserve">Straight answer before you spend two minutes on this: we have no live packages right now. What we have is a register, and a clear scope — site establishment, bought as defined packages rather than labour-only. Welfare, power, fencing, waste, catering, compound groundworks, reinstatement. If that is your work, get on the list before the enquiry goes out.</w:t>
+      </w:r>
+    </w:p>
+    <w:p>
+      <w:pPr>
+        <w:pStyle w:val="Heading1"/>
+        <w:keepNext/>
+        <w:pBdr>
+          <w:bottom w:val="single" w:color="9C7A3C" w:sz="8" w:space="6"/>
+        </w:pBdr>
+        <w:spacing w:after="150" w:before="380"/>
+      </w:pPr>
+      <w:r>
+        <w:rPr>
+          <w:rFonts w:ascii="Arial" w:cs="Arial" w:eastAsia="Arial" w:hAnsi="Arial"/>
+          <w:b/>
+          <w:bCs/>
+          <w:color w:val="14181D"/>
+          <w:sz w:val="26"/>
+          <w:szCs w:val="26"/>
+        </w:rPr>
+        <w:t xml:space="preserve">The five cards</w:t>
+      </w:r>
+    </w:p>
+    <w:tbl>
+      <w:tblPr>
+        <w:tblW w:type="dxa" w:w="8300"/>
+        <w:tblBorders>
+          <w:top w:val="single" w:color="auto" w:sz="4"/>
+          <w:left w:val="single" w:color="auto" w:sz="4"/>
+          <w:bottom w:val="single" w:color="auto" w:sz="4"/>
+          <w:right w:val="single" w:color="auto" w:sz="4"/>
+          <w:insideH w:val="single" w:color="auto" w:sz="4"/>
+          <w:insideV w:val="single" w:color="auto" w:sz="4"/>
+        </w:tblBorders>
+      </w:tblPr>
+      <w:tblGrid>
+        <w:gridCol w:w="553"/>
+        <w:gridCol w:w="2184"/>
+        <w:gridCol w:w="2184"/>
+        <w:gridCol w:w="1311"/>
+        <w:gridCol w:w="2068"/>
+      </w:tblGrid>
+      <w:tr>
+        <w:trPr>
+          <w:tblHeader/>
+        </w:trPr>
+        <w:tc>
+          <w:tcPr>
+            <w:tcW w:type="dxa" w:w="553"/>
+            <w:shd w:fill="14181D" w:color="auto" w:val="clear"/>
+            <w:tcMar>
+              <w:top w:type="dxa" w:w="70"/>
+              <w:left w:type="dxa" w:w="110"/>
+              <w:bottom w:type="dxa" w:w="70"/>
+              <w:right w:type="dxa" w:w="110"/>
+            </w:tcMar>
+          </w:tcPr>
+          <w:p>
+            <w:pPr>
+              <w:spacing w:after="0" w:before="0" w:line="250"/>
+            </w:pPr>
+            <w:r>
+              <w:rPr>
+                <w:rFonts w:ascii="Arial" w:cs="Arial" w:eastAsia="Arial" w:hAnsi="Arial"/>
+                <w:b/>
+                <w:bCs/>
+                <w:color w:val="FFFFFF"/>
+                <w:sz w:val="15"/>
+                <w:szCs w:val="15"/>
+              </w:rPr>
+              <w:t xml:space="preserve">#</w:t>
+            </w:r>
+          </w:p>
+        </w:tc>
+        <w:tc>
+          <w:tcPr>
+            <w:tcW w:type="dxa" w:w="2184"/>
+            <w:shd w:fill="14181D" w:color="auto" w:val="clear"/>
+            <w:tcMar>
+              <w:top w:type="dxa" w:w="70"/>
+              <w:left w:type="dxa" w:w="110"/>
+              <w:bottom w:type="dxa" w:w="70"/>
+              <w:right w:type="dxa" w:w="110"/>
+            </w:tcMar>
+          </w:tcPr>
+          <w:p>
+            <w:pPr>
+              <w:spacing w:after="0" w:before="0" w:line="250"/>
+            </w:pPr>
+            <w:r>
+              <w:rPr>
+                <w:rFonts w:ascii="Arial" w:cs="Arial" w:eastAsia="Arial" w:hAnsi="Arial"/>
+                <w:b/>
+                <w:bCs/>
+                <w:color w:val="FFFFFF"/>
+                <w:sz w:val="15"/>
+                <w:szCs w:val="15"/>
+              </w:rPr>
+              <w:t xml:space="preserve">On the image</w:t>
+            </w:r>
+          </w:p>
+        </w:tc>
+        <w:tc>
+          <w:tcPr>
+            <w:tcW w:type="dxa" w:w="2184"/>
+            <w:shd w:fill="14181D" w:color="auto" w:val="clear"/>
+            <w:tcMar>
+              <w:top w:type="dxa" w:w="70"/>
+              <w:left w:type="dxa" w:w="110"/>
+              <w:bottom w:type="dxa" w:w="70"/>
+              <w:right w:type="dxa" w:w="110"/>
+            </w:tcMar>
+          </w:tcPr>
+          <w:p>
+            <w:pPr>
+              <w:spacing w:after="0" w:before="0" w:line="250"/>
+            </w:pPr>
+            <w:r>
+              <w:rPr>
+                <w:rFonts w:ascii="Arial" w:cs="Arial" w:eastAsia="Arial" w:hAnsi="Arial"/>
+                <w:b/>
+                <w:bCs/>
+                <w:color w:val="FFFFFF"/>
+                <w:sz w:val="15"/>
+                <w:szCs w:val="15"/>
+              </w:rPr>
+              <w:t xml:space="preserve">Headline</w:t>
+            </w:r>
+          </w:p>
+        </w:tc>
+        <w:tc>
+          <w:tcPr>
+            <w:tcW w:type="dxa" w:w="1311"/>
+            <w:shd w:fill="14181D" w:color="auto" w:val="clear"/>
+            <w:tcMar>
+              <w:top w:type="dxa" w:w="70"/>
+              <w:left w:type="dxa" w:w="110"/>
+              <w:bottom w:type="dxa" w:w="70"/>
+              <w:right w:type="dxa" w:w="110"/>
+            </w:tcMar>
+          </w:tcPr>
+          <w:p>
+            <w:pPr>
+              <w:spacing w:after="0" w:before="0" w:line="250"/>
+            </w:pPr>
+            <w:r>
+              <w:rPr>
+                <w:rFonts w:ascii="Arial" w:cs="Arial" w:eastAsia="Arial" w:hAnsi="Arial"/>
+                <w:b/>
+                <w:bCs/>
+                <w:color w:val="FFFFFF"/>
+                <w:sz w:val="15"/>
+                <w:szCs w:val="15"/>
+              </w:rPr>
+              <w:t xml:space="preserve">Description</w:t>
+            </w:r>
+          </w:p>
+        </w:tc>
+        <w:tc>
+          <w:tcPr>
+            <w:tcW w:type="dxa" w:w="2068"/>
+            <w:shd w:fill="14181D" w:color="auto" w:val="clear"/>
+            <w:tcMar>
+              <w:top w:type="dxa" w:w="70"/>
+              <w:left w:type="dxa" w:w="110"/>
+              <w:bottom w:type="dxa" w:w="70"/>
+              <w:right w:type="dxa" w:w="110"/>
+            </w:tcMar>
+          </w:tcPr>
+          <w:p>
+            <w:pPr>
+              <w:spacing w:after="0" w:before="0" w:line="250"/>
+            </w:pPr>
+            <w:r>
+              <w:rPr>
+                <w:rFonts w:ascii="Arial" w:cs="Arial" w:eastAsia="Arial" w:hAnsi="Arial"/>
+                <w:b/>
+                <w:bCs/>
+                <w:color w:val="FFFFFF"/>
+                <w:sz w:val="15"/>
+                <w:szCs w:val="15"/>
+              </w:rPr>
+              <w:t xml:space="preserve">Link</w:t>
+            </w:r>
+          </w:p>
+        </w:tc>
+      </w:tr>
+      <w:tr>
+        <w:tc>
+          <w:tcPr>
+            <w:tcW w:type="dxa" w:w="553"/>
+            <w:tcMar>
+              <w:top w:type="dxa" w:w="70"/>
+              <w:left w:type="dxa" w:w="110"/>
+              <w:bottom w:type="dxa" w:w="70"/>
+              <w:right w:type="dxa" w:w="110"/>
+            </w:tcMar>
+          </w:tcPr>
+          <w:p>
+            <w:pPr>
+              <w:spacing w:after="0" w:before="0" w:line="250"/>
+            </w:pPr>
+            <w:r>
+              <w:rPr>
+                <w:rFonts w:ascii="Arial" w:cs="Arial" w:eastAsia="Arial" w:hAnsi="Arial"/>
+                <w:color w:val="14181D"/>
+                <w:sz w:val="16"/>
+                <w:szCs w:val="16"/>
+              </w:rPr>
+              <w:t xml:space="preserve">1</w:t>
+            </w:r>
+          </w:p>
+        </w:tc>
+        <w:tc>
+          <w:tcPr>
+            <w:tcW w:type="dxa" w:w="2184"/>
+            <w:tcMar>
+              <w:top w:type="dxa" w:w="70"/>
+              <w:left w:type="dxa" w:w="110"/>
+              <w:bottom w:type="dxa" w:w="70"/>
+              <w:right w:type="dxa" w:w="110"/>
+            </w:tcMar>
+          </w:tcPr>
+          <w:p>
+            <w:pPr>
+              <w:spacing w:after="0" w:before="0" w:line="250"/>
+            </w:pPr>
+            <w:r>
+              <w:rPr>
+                <w:rFonts w:ascii="Arial" w:cs="Arial" w:eastAsia="Arial" w:hAnsi="Arial"/>
+                <w:color w:val="14181D"/>
+                <w:sz w:val="16"/>
+                <w:szCs w:val="16"/>
+              </w:rPr>
+              <w:t xml:space="preserve">Another form. Another silence.</w:t>
+            </w:r>
+          </w:p>
+        </w:tc>
+        <w:tc>
+          <w:tcPr>
+            <w:tcW w:type="dxa" w:w="2184"/>
+            <w:tcMar>
+              <w:top w:type="dxa" w:w="70"/>
+              <w:left w:type="dxa" w:w="110"/>
+              <w:bottom w:type="dxa" w:w="70"/>
+              <w:right w:type="dxa" w:w="110"/>
+            </w:tcMar>
+          </w:tcPr>
+          <w:p>
+            <w:pPr>
+              <w:spacing w:after="0" w:before="0" w:line="250"/>
+            </w:pPr>
+            <w:r>
+              <w:rPr>
+                <w:rFonts w:ascii="Arial" w:cs="Arial" w:eastAsia="Arial" w:hAnsi="Arial"/>
+                <w:color w:val="14181D"/>
+                <w:sz w:val="16"/>
+                <w:szCs w:val="16"/>
+              </w:rPr>
+              <w:t xml:space="preserve">The forms that go nowhere</w:t>
+            </w:r>
+          </w:p>
+        </w:tc>
+        <w:tc>
+          <w:tcPr>
+            <w:tcW w:type="dxa" w:w="1311"/>
+            <w:tcMar>
+              <w:top w:type="dxa" w:w="70"/>
+              <w:left w:type="dxa" w:w="110"/>
+              <w:bottom w:type="dxa" w:w="70"/>
+              <w:right w:type="dxa" w:w="110"/>
+            </w:tcMar>
+          </w:tcPr>
+          <w:p>
+            <w:pPr>
+              <w:spacing w:after="0" w:before="0" w:line="250"/>
+            </w:pPr>
+            <w:r>
+              <w:rPr>
+                <w:rFonts w:ascii="Arial" w:cs="Arial" w:eastAsia="Arial" w:hAnsi="Arial"/>
+                <w:color w:val="14181D"/>
+                <w:sz w:val="16"/>
+                <w:szCs w:val="16"/>
+              </w:rPr>
+              <w:t xml:space="preserve">Registration</w:t>
+            </w:r>
+          </w:p>
+        </w:tc>
+        <w:tc>
+          <w:tcPr>
+            <w:tcW w:type="dxa" w:w="2068"/>
+            <w:tcMar>
+              <w:top w:type="dxa" w:w="70"/>
+              <w:left w:type="dxa" w:w="110"/>
+              <w:bottom w:type="dxa" w:w="70"/>
+              <w:right w:type="dxa" w:w="110"/>
+            </w:tcMar>
+          </w:tcPr>
+          <w:p>
+            <w:pPr>
+              <w:spacing w:after="0" w:before="0" w:line="250"/>
+            </w:pPr>
+            <w:r>
+              <w:rPr>
+                <w:rFonts w:ascii="Arial" w:cs="Arial" w:eastAsia="Arial" w:hAnsi="Arial"/>
+                <w:color w:val="14181D"/>
+                <w:sz w:val="16"/>
+                <w:szCs w:val="16"/>
+              </w:rPr>
+              <w:t xml:space="preserve">—</w:t>
+            </w:r>
+          </w:p>
+        </w:tc>
+      </w:tr>
+      <w:tr>
+        <w:tc>
+          <w:tcPr>
+            <w:tcW w:type="dxa" w:w="553"/>
+            <w:shd w:fill="F2EFE7" w:color="auto" w:val="clear"/>
+            <w:tcMar>
+              <w:top w:type="dxa" w:w="70"/>
+              <w:left w:type="dxa" w:w="110"/>
+              <w:bottom w:type="dxa" w:w="70"/>
+              <w:right w:type="dxa" w:w="110"/>
+            </w:tcMar>
+          </w:tcPr>
+          <w:p>
+            <w:pPr>
+              <w:spacing w:after="0" w:before="0" w:line="250"/>
+            </w:pPr>
+            <w:r>
+              <w:rPr>
+                <w:rFonts w:ascii="Arial" w:cs="Arial" w:eastAsia="Arial" w:hAnsi="Arial"/>
+                <w:color w:val="14181D"/>
+                <w:sz w:val="16"/>
+                <w:szCs w:val="16"/>
+              </w:rPr>
+              <w:t xml:space="preserve">2</w:t>
+            </w:r>
+          </w:p>
+        </w:tc>
+        <w:tc>
+          <w:tcPr>
+            <w:tcW w:type="dxa" w:w="2184"/>
+            <w:shd w:fill="F2EFE7" w:color="auto" w:val="clear"/>
+            <w:tcMar>
+              <w:top w:type="dxa" w:w="70"/>
+              <w:left w:type="dxa" w:w="110"/>
+              <w:bottom w:type="dxa" w:w="70"/>
+              <w:right w:type="dxa" w:w="110"/>
+            </w:tcMar>
+          </w:tcPr>
+          <w:p>
+            <w:pPr>
+              <w:spacing w:after="0" w:before="0" w:line="250"/>
+            </w:pPr>
+            <w:r>
+              <w:rPr>
+                <w:rFonts w:ascii="Arial" w:cs="Arial" w:eastAsia="Arial" w:hAnsi="Arial"/>
+                <w:color w:val="14181D"/>
+                <w:sz w:val="16"/>
+                <w:szCs w:val="16"/>
+              </w:rPr>
+              <w:t xml:space="preserve">We buy the temporary.</w:t>
+            </w:r>
+          </w:p>
+        </w:tc>
+        <w:tc>
+          <w:tcPr>
+            <w:tcW w:type="dxa" w:w="2184"/>
+            <w:shd w:fill="F2EFE7" w:color="auto" w:val="clear"/>
+            <w:tcMar>
+              <w:top w:type="dxa" w:w="70"/>
+              <w:left w:type="dxa" w:w="110"/>
+              <w:bottom w:type="dxa" w:w="70"/>
+              <w:right w:type="dxa" w:w="110"/>
+            </w:tcMar>
+          </w:tcPr>
+          <w:p>
+            <w:pPr>
+              <w:spacing w:after="0" w:before="0" w:line="250"/>
+            </w:pPr>
+            <w:r>
+              <w:rPr>
+                <w:rFonts w:ascii="Arial" w:cs="Arial" w:eastAsia="Arial" w:hAnsi="Arial"/>
+                <w:color w:val="14181D"/>
+                <w:sz w:val="16"/>
+                <w:szCs w:val="16"/>
+              </w:rPr>
+              <w:t xml:space="preserve">What we actually buy</w:t>
+            </w:r>
+          </w:p>
+        </w:tc>
+        <w:tc>
+          <w:tcPr>
+            <w:tcW w:type="dxa" w:w="1311"/>
+            <w:shd w:fill="F2EFE7" w:color="auto" w:val="clear"/>
+            <w:tcMar>
+              <w:top w:type="dxa" w:w="70"/>
+              <w:left w:type="dxa" w:w="110"/>
+              <w:bottom w:type="dxa" w:w="70"/>
+              <w:right w:type="dxa" w:w="110"/>
+            </w:tcMar>
+          </w:tcPr>
+          <w:p>
+            <w:pPr>
+              <w:spacing w:after="0" w:before="0" w:line="250"/>
+            </w:pPr>
+            <w:r>
+              <w:rPr>
+                <w:rFonts w:ascii="Arial" w:cs="Arial" w:eastAsia="Arial" w:hAnsi="Arial"/>
+                <w:color w:val="14181D"/>
+                <w:sz w:val="16"/>
+                <w:szCs w:val="16"/>
+              </w:rPr>
+              <w:t xml:space="preserve">Site establishment</w:t>
+            </w:r>
+          </w:p>
+        </w:tc>
+        <w:tc>
+          <w:tcPr>
+            <w:tcW w:type="dxa" w:w="2068"/>
+            <w:shd w:fill="F2EFE7" w:color="auto" w:val="clear"/>
+            <w:tcMar>
+              <w:top w:type="dxa" w:w="70"/>
+              <w:left w:type="dxa" w:w="110"/>
+              <w:bottom w:type="dxa" w:w="70"/>
+              <w:right w:type="dxa" w:w="110"/>
+            </w:tcMar>
+          </w:tcPr>
+          <w:p>
+            <w:pPr>
+              <w:spacing w:after="0" w:before="0" w:line="250"/>
+            </w:pPr>
+            <w:r>
+              <w:rPr>
+                <w:rFonts w:ascii="Arial" w:cs="Arial" w:eastAsia="Arial" w:hAnsi="Arial"/>
+                <w:color w:val="14181D"/>
+                <w:sz w:val="16"/>
+                <w:szCs w:val="16"/>
+              </w:rPr>
+              <w:t xml:space="preserve">—</w:t>
+            </w:r>
+          </w:p>
+        </w:tc>
+      </w:tr>
+      <w:tr>
+        <w:tc>
+          <w:tcPr>
+            <w:tcW w:type="dxa" w:w="553"/>
+            <w:tcMar>
+              <w:top w:type="dxa" w:w="70"/>
+              <w:left w:type="dxa" w:w="110"/>
+              <w:bottom w:type="dxa" w:w="70"/>
+              <w:right w:type="dxa" w:w="110"/>
+            </w:tcMar>
+          </w:tcPr>
+          <w:p>
+            <w:pPr>
+              <w:spacing w:after="0" w:before="0" w:line="250"/>
+            </w:pPr>
+            <w:r>
+              <w:rPr>
+                <w:rFonts w:ascii="Arial" w:cs="Arial" w:eastAsia="Arial" w:hAnsi="Arial"/>
+                <w:color w:val="14181D"/>
+                <w:sz w:val="16"/>
+                <w:szCs w:val="16"/>
+              </w:rPr>
+              <w:t xml:space="preserve">3</w:t>
+            </w:r>
+          </w:p>
+        </w:tc>
+        <w:tc>
+          <w:tcPr>
+            <w:tcW w:type="dxa" w:w="2184"/>
+            <w:tcMar>
+              <w:top w:type="dxa" w:w="70"/>
+              <w:left w:type="dxa" w:w="110"/>
+              <w:bottom w:type="dxa" w:w="70"/>
+              <w:right w:type="dxa" w:w="110"/>
+            </w:tcMar>
+          </w:tcPr>
+          <w:p>
+            <w:pPr>
+              <w:spacing w:after="0" w:before="0" w:line="250"/>
+            </w:pPr>
+            <w:r>
+              <w:rPr>
+                <w:rFonts w:ascii="Arial" w:cs="Arial" w:eastAsia="Arial" w:hAnsi="Arial"/>
+                <w:color w:val="14181D"/>
+                <w:sz w:val="16"/>
+                <w:szCs w:val="16"/>
+              </w:rPr>
+              <w:t xml:space="preserve">Not the permanent.</w:t>
+            </w:r>
+          </w:p>
+        </w:tc>
+        <w:tc>
+          <w:tcPr>
+            <w:tcW w:type="dxa" w:w="2184"/>
+            <w:tcMar>
+              <w:top w:type="dxa" w:w="70"/>
+              <w:left w:type="dxa" w:w="110"/>
+              <w:bottom w:type="dxa" w:w="70"/>
+              <w:right w:type="dxa" w:w="110"/>
+            </w:tcMar>
+          </w:tcPr>
+          <w:p>
+            <w:pPr>
+              <w:spacing w:after="0" w:before="0" w:line="250"/>
+            </w:pPr>
+            <w:r>
+              <w:rPr>
+                <w:rFonts w:ascii="Arial" w:cs="Arial" w:eastAsia="Arial" w:hAnsi="Arial"/>
+                <w:color w:val="14181D"/>
+                <w:sz w:val="16"/>
+                <w:szCs w:val="16"/>
+              </w:rPr>
+              <w:t xml:space="preserve">Temporary works, not the asset</w:t>
+            </w:r>
+          </w:p>
+        </w:tc>
+        <w:tc>
+          <w:tcPr>
+            <w:tcW w:type="dxa" w:w="1311"/>
+            <w:tcMar>
+              <w:top w:type="dxa" w:w="70"/>
+              <w:left w:type="dxa" w:w="110"/>
+              <w:bottom w:type="dxa" w:w="70"/>
+              <w:right w:type="dxa" w:w="110"/>
+            </w:tcMar>
+          </w:tcPr>
+          <w:p>
+            <w:pPr>
+              <w:spacing w:after="0" w:before="0" w:line="250"/>
+            </w:pPr>
+            <w:r>
+              <w:rPr>
+                <w:rFonts w:ascii="Arial" w:cs="Arial" w:eastAsia="Arial" w:hAnsi="Arial"/>
+                <w:color w:val="14181D"/>
+                <w:sz w:val="16"/>
+                <w:szCs w:val="16"/>
+              </w:rPr>
+              <w:t xml:space="preserve">Our scope</w:t>
+            </w:r>
+          </w:p>
+        </w:tc>
+        <w:tc>
+          <w:tcPr>
+            <w:tcW w:type="dxa" w:w="2068"/>
+            <w:tcMar>
+              <w:top w:type="dxa" w:w="70"/>
+              <w:left w:type="dxa" w:w="110"/>
+              <w:bottom w:type="dxa" w:w="70"/>
+              <w:right w:type="dxa" w:w="110"/>
+            </w:tcMar>
+          </w:tcPr>
+          <w:p>
+            <w:pPr>
+              <w:spacing w:after="0" w:before="0" w:line="250"/>
+            </w:pPr>
+            <w:r>
+              <w:rPr>
+                <w:rFonts w:ascii="Arial" w:cs="Arial" w:eastAsia="Arial" w:hAnsi="Arial"/>
+                <w:color w:val="14181D"/>
+                <w:sz w:val="16"/>
+                <w:szCs w:val="16"/>
+              </w:rPr>
+              <w:t xml:space="preserve">—</w:t>
+            </w:r>
+          </w:p>
+        </w:tc>
+      </w:tr>
+      <w:tr>
+        <w:tc>
+          <w:tcPr>
+            <w:tcW w:type="dxa" w:w="553"/>
+            <w:shd w:fill="F2EFE7" w:color="auto" w:val="clear"/>
+            <w:tcMar>
+              <w:top w:type="dxa" w:w="70"/>
+              <w:left w:type="dxa" w:w="110"/>
+              <w:bottom w:type="dxa" w:w="70"/>
+              <w:right w:type="dxa" w:w="110"/>
+            </w:tcMar>
+          </w:tcPr>
+          <w:p>
+            <w:pPr>
+              <w:spacing w:after="0" w:before="0" w:line="250"/>
+            </w:pPr>
+            <w:r>
+              <w:rPr>
+                <w:rFonts w:ascii="Arial" w:cs="Arial" w:eastAsia="Arial" w:hAnsi="Arial"/>
+                <w:color w:val="14181D"/>
+                <w:sz w:val="16"/>
+                <w:szCs w:val="16"/>
+              </w:rPr>
+              <w:t xml:space="preserve">4</w:t>
+            </w:r>
+          </w:p>
+        </w:tc>
+        <w:tc>
+          <w:tcPr>
+            <w:tcW w:type="dxa" w:w="2184"/>
+            <w:shd w:fill="F2EFE7" w:color="auto" w:val="clear"/>
+            <w:tcMar>
+              <w:top w:type="dxa" w:w="70"/>
+              <w:left w:type="dxa" w:w="110"/>
+              <w:bottom w:type="dxa" w:w="70"/>
+              <w:right w:type="dxa" w:w="110"/>
+            </w:tcMar>
+          </w:tcPr>
+          <w:p>
+            <w:pPr>
+              <w:spacing w:after="0" w:before="0" w:line="250"/>
+            </w:pPr>
+            <w:r>
+              <w:rPr>
+                <w:rFonts w:ascii="Arial" w:cs="Arial" w:eastAsia="Arial" w:hAnsi="Arial"/>
+                <w:color w:val="14181D"/>
+                <w:sz w:val="16"/>
+                <w:szCs w:val="16"/>
+              </w:rPr>
+              <w:t xml:space="preserve">Nothing live today.</w:t>
+            </w:r>
+          </w:p>
+        </w:tc>
+        <w:tc>
+          <w:tcPr>
+            <w:tcW w:type="dxa" w:w="2184"/>
+            <w:shd w:fill="F2EFE7" w:color="auto" w:val="clear"/>
+            <w:tcMar>
+              <w:top w:type="dxa" w:w="70"/>
+              <w:left w:type="dxa" w:w="110"/>
+              <w:bottom w:type="dxa" w:w="70"/>
+              <w:right w:type="dxa" w:w="110"/>
+            </w:tcMar>
+          </w:tcPr>
+          <w:p>
+            <w:pPr>
+              <w:spacing w:after="0" w:before="0" w:line="250"/>
+            </w:pPr>
+            <w:r>
+              <w:rPr>
+                <w:rFonts w:ascii="Arial" w:cs="Arial" w:eastAsia="Arial" w:hAnsi="Arial"/>
+                <w:color w:val="14181D"/>
+                <w:sz w:val="16"/>
+                <w:szCs w:val="16"/>
+              </w:rPr>
+              <w:t xml:space="preserve">No live packages today</w:t>
+            </w:r>
+          </w:p>
+        </w:tc>
+        <w:tc>
+          <w:tcPr>
+            <w:tcW w:type="dxa" w:w="1311"/>
+            <w:shd w:fill="F2EFE7" w:color="auto" w:val="clear"/>
+            <w:tcMar>
+              <w:top w:type="dxa" w:w="70"/>
+              <w:left w:type="dxa" w:w="110"/>
+              <w:bottom w:type="dxa" w:w="70"/>
+              <w:right w:type="dxa" w:w="110"/>
+            </w:tcMar>
+          </w:tcPr>
+          <w:p>
+            <w:pPr>
+              <w:spacing w:after="0" w:before="0" w:line="250"/>
+            </w:pPr>
+            <w:r>
+              <w:rPr>
+                <w:rFonts w:ascii="Arial" w:cs="Arial" w:eastAsia="Arial" w:hAnsi="Arial"/>
+                <w:color w:val="14181D"/>
+                <w:sz w:val="16"/>
+                <w:szCs w:val="16"/>
+              </w:rPr>
+              <w:t xml:space="preserve">Honest position</w:t>
+            </w:r>
+          </w:p>
+        </w:tc>
+        <w:tc>
+          <w:tcPr>
+            <w:tcW w:type="dxa" w:w="2068"/>
+            <w:shd w:fill="F2EFE7" w:color="auto" w:val="clear"/>
+            <w:tcMar>
+              <w:top w:type="dxa" w:w="70"/>
+              <w:left w:type="dxa" w:w="110"/>
+              <w:bottom w:type="dxa" w:w="70"/>
+              <w:right w:type="dxa" w:w="110"/>
+            </w:tcMar>
+          </w:tcPr>
+          <w:p>
+            <w:pPr>
+              <w:spacing w:after="0" w:before="0" w:line="250"/>
+            </w:pPr>
+            <w:r>
+              <w:rPr>
+                <w:rFonts w:ascii="Arial" w:cs="Arial" w:eastAsia="Arial" w:hAnsi="Arial"/>
+                <w:color w:val="14181D"/>
+                <w:sz w:val="16"/>
+                <w:szCs w:val="16"/>
+              </w:rPr>
+              <w:t xml:space="preserve">—</w:t>
+            </w:r>
+          </w:p>
+        </w:tc>
+      </w:tr>
+      <w:tr>
+        <w:tc>
+          <w:tcPr>
+            <w:tcW w:type="dxa" w:w="553"/>
+            <w:tcMar>
+              <w:top w:type="dxa" w:w="70"/>
+              <w:left w:type="dxa" w:w="110"/>
+              <w:bottom w:type="dxa" w:w="70"/>
+              <w:right w:type="dxa" w:w="110"/>
+            </w:tcMar>
+          </w:tcPr>
+          <w:p>
+            <w:pPr>
+              <w:spacing w:after="0" w:before="0" w:line="250"/>
+            </w:pPr>
+            <w:r>
+              <w:rPr>
+                <w:rFonts w:ascii="Arial" w:cs="Arial" w:eastAsia="Arial" w:hAnsi="Arial"/>
+                <w:color w:val="14181D"/>
+                <w:sz w:val="16"/>
+                <w:szCs w:val="16"/>
+              </w:rPr>
+              <w:t xml:space="preserve">5</w:t>
+            </w:r>
+          </w:p>
+        </w:tc>
+        <w:tc>
+          <w:tcPr>
+            <w:tcW w:type="dxa" w:w="2184"/>
+            <w:tcMar>
+              <w:top w:type="dxa" w:w="70"/>
+              <w:left w:type="dxa" w:w="110"/>
+              <w:bottom w:type="dxa" w:w="70"/>
+              <w:right w:type="dxa" w:w="110"/>
+            </w:tcMar>
+          </w:tcPr>
+          <w:p>
+            <w:pPr>
+              <w:spacing w:after="0" w:before="0" w:line="250"/>
+            </w:pPr>
+            <w:r>
+              <w:rPr>
+                <w:rFonts w:ascii="Arial" w:cs="Arial" w:eastAsia="Arial" w:hAnsi="Arial"/>
+                <w:color w:val="14181D"/>
+                <w:sz w:val="16"/>
+                <w:szCs w:val="16"/>
+              </w:rPr>
+              <w:t xml:space="preserve">Be on the list first.</w:t>
+            </w:r>
+          </w:p>
+        </w:tc>
+        <w:tc>
+          <w:tcPr>
+            <w:tcW w:type="dxa" w:w="2184"/>
+            <w:tcMar>
+              <w:top w:type="dxa" w:w="70"/>
+              <w:left w:type="dxa" w:w="110"/>
+              <w:bottom w:type="dxa" w:w="70"/>
+              <w:right w:type="dxa" w:w="110"/>
+            </w:tcMar>
+          </w:tcPr>
+          <w:p>
+            <w:pPr>
+              <w:spacing w:after="0" w:before="0" w:line="250"/>
+            </w:pPr>
+            <w:r>
+              <w:rPr>
+                <w:rFonts w:ascii="Arial" w:cs="Arial" w:eastAsia="Arial" w:hAnsi="Arial"/>
+                <w:color w:val="14181D"/>
+                <w:sz w:val="16"/>
+                <w:szCs w:val="16"/>
+              </w:rPr>
+              <w:t xml:space="preserve">Join the register</w:t>
+            </w:r>
+          </w:p>
+        </w:tc>
+        <w:tc>
+          <w:tcPr>
+            <w:tcW w:type="dxa" w:w="1311"/>
+            <w:tcMar>
+              <w:top w:type="dxa" w:w="70"/>
+              <w:left w:type="dxa" w:w="110"/>
+              <w:bottom w:type="dxa" w:w="70"/>
+              <w:right w:type="dxa" w:w="110"/>
+            </w:tcMar>
+          </w:tcPr>
+          <w:p>
+            <w:pPr>
+              <w:spacing w:after="0" w:before="0" w:line="250"/>
+            </w:pPr>
+            <w:r>
+              <w:rPr>
+                <w:rFonts w:ascii="Arial" w:cs="Arial" w:eastAsia="Arial" w:hAnsi="Arial"/>
+                <w:color w:val="14181D"/>
+                <w:sz w:val="16"/>
+                <w:szCs w:val="16"/>
+              </w:rPr>
+              <w:t xml:space="preserve">Two minutes</w:t>
+            </w:r>
+          </w:p>
+        </w:tc>
+        <w:tc>
+          <w:tcPr>
+            <w:tcW w:type="dxa" w:w="2068"/>
+            <w:tcMar>
+              <w:top w:type="dxa" w:w="70"/>
+              <w:left w:type="dxa" w:w="110"/>
+              <w:bottom w:type="dxa" w:w="70"/>
+              <w:right w:type="dxa" w:w="110"/>
+            </w:tcMar>
+          </w:tcPr>
+          <w:p>
+            <w:pPr>
+              <w:spacing w:after="0" w:before="0" w:line="250"/>
+            </w:pPr>
+            <w:r>
+              <w:rPr>
+                <w:rFonts w:ascii="Arial" w:cs="Arial" w:eastAsia="Arial" w:hAnsi="Arial"/>
+                <w:color w:val="14181D"/>
+                <w:sz w:val="16"/>
+                <w:szCs w:val="16"/>
+              </w:rPr>
+              <w:t xml:space="preserve">etablix.com/subcontractors#register</w:t>
+            </w:r>
+          </w:p>
+        </w:tc>
+      </w:tr>
+    </w:tbl>
+    <w:p>
+      <w:pPr>
+        <w:spacing w:after="90" w:before="90" w:line="280"/>
+      </w:pPr>
+      <w:r>
+        <w:rPr>
+          <w:rFonts w:ascii="Arial" w:cs="Arial" w:eastAsia="Arial" w:hAnsi="Arial"/>
+          <w:b/>
+          <w:bCs/>
+          <w:color w:val="14181D"/>
+          <w:sz w:val="20"/>
+          <w:szCs w:val="20"/>
+        </w:rPr>
+        <w:t xml:space="preserve">Call to action button:</w:t>
+      </w:r>
+      <w:r>
+        <w:rPr>
+          <w:rFonts w:ascii="Arial" w:cs="Arial" w:eastAsia="Arial" w:hAnsi="Arial"/>
+          <w:color w:val="14181D"/>
+          <w:sz w:val="20"/>
+          <w:szCs w:val="20"/>
+        </w:rPr>
+        <w:t xml:space="preserve"> </w:t>
+      </w:r>
+      <w:r>
+        <w:rPr>
+          <w:rFonts w:ascii="Arial" w:cs="Arial" w:eastAsia="Arial" w:hAnsi="Arial"/>
+          <w:i/>
+          <w:iCs/>
+          <w:color w:val="14181D"/>
+          <w:sz w:val="20"/>
+          <w:szCs w:val="20"/>
+        </w:rPr>
+        <w:t xml:space="preserve">Sign up</w:t>
+      </w:r>
+      <w:r>
+        <w:rPr>
+          <w:rFonts w:ascii="Arial" w:cs="Arial" w:eastAsia="Arial" w:hAnsi="Arial"/>
+          <w:color w:val="14181D"/>
+          <w:sz w:val="20"/>
+          <w:szCs w:val="20"/>
+        </w:rPr>
+        <w:t xml:space="preserve">. Card 5 only.</w:t>
+      </w:r>
+    </w:p>
+    <w:p>
+      <w:pPr>
+        <w:spacing w:after="90" w:before="90" w:line="280"/>
+      </w:pPr>
+      <w:r>
+        <w:rPr>
+          <w:rFonts w:ascii="Arial" w:cs="Arial" w:eastAsia="Arial" w:hAnsi="Arial"/>
+          <w:b/>
+          <w:bCs/>
+          <w:color w:val="14181D"/>
+          <w:sz w:val="20"/>
+          <w:szCs w:val="20"/>
+        </w:rPr>
+        <w:t xml:space="preserve">Card 4 stays exactly as written.</w:t>
+      </w:r>
+      <w:r>
+        <w:rPr>
+          <w:rFonts w:ascii="Arial" w:cs="Arial" w:eastAsia="Arial" w:hAnsi="Arial"/>
+          <w:color w:val="14181D"/>
+          <w:sz w:val="20"/>
+          <w:szCs w:val="20"/>
+        </w:rPr>
+        <w:t xml:space="preserve"> Not "limited opportunities", not "pipeline building", not deleted. The whole carousel earns its credibility on that one card, and the reader has been lied to by every supplier register they have ever joined. Say it plainly and the fifth card is believed.</w:t>
+      </w:r>
+    </w:p>
+    <w:p>
+      <w:pPr>
+        <w:pStyle w:val="Heading1"/>
+        <w:keepNext/>
+        <w:pBdr>
+          <w:bottom w:val="single" w:color="9C7A3C" w:sz="8" w:space="6"/>
+        </w:pBdr>
+        <w:spacing w:after="150" w:before="380"/>
+      </w:pPr>
+      <w:r>
+        <w:rPr>
+          <w:rFonts w:ascii="Arial" w:cs="Arial" w:eastAsia="Arial" w:hAnsi="Arial"/>
+          <w:b/>
+          <w:bCs/>
+          <w:color w:val="14181D"/>
+          <w:sz w:val="26"/>
+          <w:szCs w:val="26"/>
+        </w:rPr>
+        <w:t xml:space="preserve">Headline variants, if Meta rejects one for length</w:t>
+      </w:r>
+    </w:p>
+    <w:tbl>
+      <w:tblPr>
+        <w:tblW w:type="dxa" w:w="8300"/>
+        <w:tblBorders>
+          <w:top w:val="single" w:color="auto" w:sz="4"/>
+          <w:left w:val="single" w:color="auto" w:sz="4"/>
+          <w:bottom w:val="single" w:color="auto" w:sz="4"/>
+          <w:right w:val="single" w:color="auto" w:sz="4"/>
+          <w:insideH w:val="single" w:color="auto" w:sz="4"/>
+          <w:insideV w:val="single" w:color="auto" w:sz="4"/>
+        </w:tblBorders>
+      </w:tblPr>
+      <w:tblGrid>
+        <w:gridCol w:w="1383"/>
+        <w:gridCol w:w="6917"/>
+      </w:tblGrid>
+      <w:tr>
+        <w:trPr>
+          <w:tblHeader/>
+        </w:trPr>
+        <w:tc>
+          <w:tcPr>
+            <w:tcW w:type="dxa" w:w="1383"/>
+            <w:shd w:fill="14181D" w:color="auto" w:val="clear"/>
+            <w:tcMar>
+              <w:top w:type="dxa" w:w="70"/>
+              <w:left w:type="dxa" w:w="110"/>
+              <w:bottom w:type="dxa" w:w="70"/>
+              <w:right w:type="dxa" w:w="110"/>
+            </w:tcMar>
+          </w:tcPr>
+          <w:p>
+            <w:pPr>
+              <w:spacing w:after="0" w:before="0" w:line="250"/>
+            </w:pPr>
+            <w:r>
+              <w:rPr>
+                <w:rFonts w:ascii="Arial" w:cs="Arial" w:eastAsia="Arial" w:hAnsi="Arial"/>
+                <w:b/>
+                <w:bCs/>
+                <w:color w:val="FFFFFF"/>
+                <w:sz w:val="15"/>
+                <w:szCs w:val="15"/>
+              </w:rPr>
+              <w:t xml:space="preserve">Card</w:t>
+            </w:r>
+          </w:p>
+        </w:tc>
+        <w:tc>
+          <w:tcPr>
+            <w:tcW w:type="dxa" w:w="6917"/>
+            <w:shd w:fill="14181D" w:color="auto" w:val="clear"/>
+            <w:tcMar>
+              <w:top w:type="dxa" w:w="70"/>
+              <w:left w:type="dxa" w:w="110"/>
+              <w:bottom w:type="dxa" w:w="70"/>
+              <w:right w:type="dxa" w:w="110"/>
+            </w:tcMar>
+          </w:tcPr>
+          <w:p>
+            <w:pPr>
+              <w:spacing w:after="0" w:before="0" w:line="250"/>
+            </w:pPr>
+            <w:r>
+              <w:rPr>
+                <w:rFonts w:ascii="Arial" w:cs="Arial" w:eastAsia="Arial" w:hAnsi="Arial"/>
+                <w:b/>
+                <w:bCs/>
+                <w:color w:val="FFFFFF"/>
+                <w:sz w:val="15"/>
+                <w:szCs w:val="15"/>
+              </w:rPr>
+              <w:t xml:space="preserve">Shorter</w:t>
+            </w:r>
+          </w:p>
+        </w:tc>
+      </w:tr>
+      <w:tr>
+        <w:tc>
+          <w:tcPr>
+            <w:tcW w:type="dxa" w:w="1383"/>
+            <w:tcMar>
+              <w:top w:type="dxa" w:w="70"/>
+              <w:left w:type="dxa" w:w="110"/>
+              <w:bottom w:type="dxa" w:w="70"/>
+              <w:right w:type="dxa" w:w="110"/>
+            </w:tcMar>
+          </w:tcPr>
+          <w:p>
+            <w:pPr>
+              <w:spacing w:after="0" w:before="0" w:line="250"/>
+            </w:pPr>
+            <w:r>
+              <w:rPr>
+                <w:rFonts w:ascii="Arial" w:cs="Arial" w:eastAsia="Arial" w:hAnsi="Arial"/>
+                <w:color w:val="14181D"/>
+                <w:sz w:val="16"/>
+                <w:szCs w:val="16"/>
+              </w:rPr>
+              <w:t xml:space="preserve">1</w:t>
+            </w:r>
+          </w:p>
+        </w:tc>
+        <w:tc>
+          <w:tcPr>
+            <w:tcW w:type="dxa" w:w="6917"/>
+            <w:tcMar>
+              <w:top w:type="dxa" w:w="70"/>
+              <w:left w:type="dxa" w:w="110"/>
+              <w:bottom w:type="dxa" w:w="70"/>
+              <w:right w:type="dxa" w:w="110"/>
+            </w:tcMar>
+          </w:tcPr>
+          <w:p>
+            <w:pPr>
+              <w:spacing w:after="0" w:before="0" w:line="250"/>
+            </w:pPr>
+            <w:r>
+              <w:rPr>
+                <w:rFonts w:ascii="Arial" w:cs="Arial" w:eastAsia="Arial" w:hAnsi="Arial"/>
+                <w:color w:val="14181D"/>
+                <w:sz w:val="16"/>
+                <w:szCs w:val="16"/>
+              </w:rPr>
+              <w:t xml:space="preserve">Forms into silence</w:t>
+            </w:r>
+          </w:p>
+        </w:tc>
+      </w:tr>
+      <w:tr>
+        <w:tc>
+          <w:tcPr>
+            <w:tcW w:type="dxa" w:w="1383"/>
+            <w:shd w:fill="F2EFE7" w:color="auto" w:val="clear"/>
+            <w:tcMar>
+              <w:top w:type="dxa" w:w="70"/>
+              <w:left w:type="dxa" w:w="110"/>
+              <w:bottom w:type="dxa" w:w="70"/>
+              <w:right w:type="dxa" w:w="110"/>
+            </w:tcMar>
+          </w:tcPr>
+          <w:p>
+            <w:pPr>
+              <w:spacing w:after="0" w:before="0" w:line="250"/>
+            </w:pPr>
+            <w:r>
+              <w:rPr>
+                <w:rFonts w:ascii="Arial" w:cs="Arial" w:eastAsia="Arial" w:hAnsi="Arial"/>
+                <w:color w:val="14181D"/>
+                <w:sz w:val="16"/>
+                <w:szCs w:val="16"/>
+              </w:rPr>
+              <w:t xml:space="preserve">2</w:t>
+            </w:r>
+          </w:p>
+        </w:tc>
+        <w:tc>
+          <w:tcPr>
+            <w:tcW w:type="dxa" w:w="6917"/>
+            <w:shd w:fill="F2EFE7" w:color="auto" w:val="clear"/>
+            <w:tcMar>
+              <w:top w:type="dxa" w:w="70"/>
+              <w:left w:type="dxa" w:w="110"/>
+              <w:bottom w:type="dxa" w:w="70"/>
+              <w:right w:type="dxa" w:w="110"/>
+            </w:tcMar>
+          </w:tcPr>
+          <w:p>
+            <w:pPr>
+              <w:spacing w:after="0" w:before="0" w:line="250"/>
+            </w:pPr>
+            <w:r>
+              <w:rPr>
+                <w:rFonts w:ascii="Arial" w:cs="Arial" w:eastAsia="Arial" w:hAnsi="Arial"/>
+                <w:color w:val="14181D"/>
+                <w:sz w:val="16"/>
+                <w:szCs w:val="16"/>
+              </w:rPr>
+              <w:t xml:space="preserve">What we buy</w:t>
+            </w:r>
+          </w:p>
+        </w:tc>
+      </w:tr>
+      <w:tr>
+        <w:tc>
+          <w:tcPr>
+            <w:tcW w:type="dxa" w:w="1383"/>
+            <w:tcMar>
+              <w:top w:type="dxa" w:w="70"/>
+              <w:left w:type="dxa" w:w="110"/>
+              <w:bottom w:type="dxa" w:w="70"/>
+              <w:right w:type="dxa" w:w="110"/>
+            </w:tcMar>
+          </w:tcPr>
+          <w:p>
+            <w:pPr>
+              <w:spacing w:after="0" w:before="0" w:line="250"/>
+            </w:pPr>
+            <w:r>
+              <w:rPr>
+                <w:rFonts w:ascii="Arial" w:cs="Arial" w:eastAsia="Arial" w:hAnsi="Arial"/>
+                <w:color w:val="14181D"/>
+                <w:sz w:val="16"/>
+                <w:szCs w:val="16"/>
+              </w:rPr>
+              <w:t xml:space="preserve">3</w:t>
+            </w:r>
+          </w:p>
+        </w:tc>
+        <w:tc>
+          <w:tcPr>
+            <w:tcW w:type="dxa" w:w="6917"/>
+            <w:tcMar>
+              <w:top w:type="dxa" w:w="70"/>
+              <w:left w:type="dxa" w:w="110"/>
+              <w:bottom w:type="dxa" w:w="70"/>
+              <w:right w:type="dxa" w:w="110"/>
+            </w:tcMar>
+          </w:tcPr>
+          <w:p>
+            <w:pPr>
+              <w:spacing w:after="0" w:before="0" w:line="250"/>
+            </w:pPr>
+            <w:r>
+              <w:rPr>
+                <w:rFonts w:ascii="Arial" w:cs="Arial" w:eastAsia="Arial" w:hAnsi="Arial"/>
+                <w:color w:val="14181D"/>
+                <w:sz w:val="16"/>
+                <w:szCs w:val="16"/>
+              </w:rPr>
+              <w:t xml:space="preserve">Temporary, not permanent</w:t>
+            </w:r>
+          </w:p>
+        </w:tc>
+      </w:tr>
+      <w:tr>
+        <w:tc>
+          <w:tcPr>
+            <w:tcW w:type="dxa" w:w="1383"/>
+            <w:shd w:fill="F2EFE7" w:color="auto" w:val="clear"/>
+            <w:tcMar>
+              <w:top w:type="dxa" w:w="70"/>
+              <w:left w:type="dxa" w:w="110"/>
+              <w:bottom w:type="dxa" w:w="70"/>
+              <w:right w:type="dxa" w:w="110"/>
+            </w:tcMar>
+          </w:tcPr>
+          <w:p>
+            <w:pPr>
+              <w:spacing w:after="0" w:before="0" w:line="250"/>
+            </w:pPr>
+            <w:r>
+              <w:rPr>
+                <w:rFonts w:ascii="Arial" w:cs="Arial" w:eastAsia="Arial" w:hAnsi="Arial"/>
+                <w:color w:val="14181D"/>
+                <w:sz w:val="16"/>
+                <w:szCs w:val="16"/>
+              </w:rPr>
+              <w:t xml:space="preserve">4</w:t>
+            </w:r>
+          </w:p>
+        </w:tc>
+        <w:tc>
+          <w:tcPr>
+            <w:tcW w:type="dxa" w:w="6917"/>
+            <w:shd w:fill="F2EFE7" w:color="auto" w:val="clear"/>
+            <w:tcMar>
+              <w:top w:type="dxa" w:w="70"/>
+              <w:left w:type="dxa" w:w="110"/>
+              <w:bottom w:type="dxa" w:w="70"/>
+              <w:right w:type="dxa" w:w="110"/>
+            </w:tcMar>
+          </w:tcPr>
+          <w:p>
+            <w:pPr>
+              <w:spacing w:after="0" w:before="0" w:line="250"/>
+            </w:pPr>
+            <w:r>
+              <w:rPr>
+                <w:rFonts w:ascii="Arial" w:cs="Arial" w:eastAsia="Arial" w:hAnsi="Arial"/>
+                <w:color w:val="14181D"/>
+                <w:sz w:val="16"/>
+                <w:szCs w:val="16"/>
+              </w:rPr>
+              <w:t xml:space="preserve">Nothing live today</w:t>
+            </w:r>
+          </w:p>
+        </w:tc>
+      </w:tr>
+      <w:tr>
+        <w:tc>
+          <w:tcPr>
+            <w:tcW w:type="dxa" w:w="1383"/>
+            <w:tcMar>
+              <w:top w:type="dxa" w:w="70"/>
+              <w:left w:type="dxa" w:w="110"/>
+              <w:bottom w:type="dxa" w:w="70"/>
+              <w:right w:type="dxa" w:w="110"/>
+            </w:tcMar>
+          </w:tcPr>
+          <w:p>
+            <w:pPr>
+              <w:spacing w:after="0" w:before="0" w:line="250"/>
+            </w:pPr>
+            <w:r>
+              <w:rPr>
+                <w:rFonts w:ascii="Arial" w:cs="Arial" w:eastAsia="Arial" w:hAnsi="Arial"/>
+                <w:color w:val="14181D"/>
+                <w:sz w:val="16"/>
+                <w:szCs w:val="16"/>
+              </w:rPr>
+              <w:t xml:space="preserve">5</w:t>
+            </w:r>
+          </w:p>
+        </w:tc>
+        <w:tc>
+          <w:tcPr>
+            <w:tcW w:type="dxa" w:w="6917"/>
+            <w:tcMar>
+              <w:top w:type="dxa" w:w="70"/>
+              <w:left w:type="dxa" w:w="110"/>
+              <w:bottom w:type="dxa" w:w="70"/>
+              <w:right w:type="dxa" w:w="110"/>
+            </w:tcMar>
+          </w:tcPr>
+          <w:p>
+            <w:pPr>
+              <w:spacing w:after="0" w:before="0" w:line="250"/>
+            </w:pPr>
+            <w:r>
+              <w:rPr>
+                <w:rFonts w:ascii="Arial" w:cs="Arial" w:eastAsia="Arial" w:hAnsi="Arial"/>
+                <w:color w:val="14181D"/>
+                <w:sz w:val="16"/>
+                <w:szCs w:val="16"/>
+              </w:rPr>
+              <w:t xml:space="preserve">Get on the list</w:t>
+            </w:r>
+          </w:p>
+        </w:tc>
+      </w:tr>
+    </w:tbl>
+    <w:p>
+      <w:pPr>
+        <w:pStyle w:val="Heading1"/>
+        <w:keepNext/>
+        <w:pBdr>
+          <w:bottom w:val="single" w:color="9C7A3C" w:sz="8" w:space="6"/>
+        </w:pBdr>
+        <w:spacing w:after="150" w:before="380"/>
+      </w:pPr>
+      <w:r>
+        <w:rPr>
+          <w:rFonts w:ascii="Arial" w:cs="Arial" w:eastAsia="Arial" w:hAnsi="Arial"/>
+          <w:b/>
+          <w:bCs/>
+          <w:color w:val="14181D"/>
+          <w:sz w:val="26"/>
+          <w:szCs w:val="26"/>
+        </w:rPr>
+        <w:t xml:space="preserve">What this copy deliberately does not say</w:t>
+      </w:r>
+    </w:p>
+    <w:p>
+      <w:pPr>
+        <w:spacing w:after="90" w:before="90" w:line="280"/>
+      </w:pPr>
+      <w:r>
+        <w:rPr>
+          <w:rFonts w:ascii="Arial" w:cs="Arial" w:eastAsia="Arial" w:hAnsi="Arial"/>
+          <w:color w:val="14181D"/>
+          <w:sz w:val="20"/>
+          <w:szCs w:val="20"/>
+        </w:rPr>
+        <w:t xml:space="preserve">No promise of work and no implied pipeline — card 4 exists to kill both. No volume, no value, no number of schemes, no client named, no scheme named, no former employer named. No accreditation claimed. No price. Nothing that could be read as an offer of employment or of labour-only engagement, which is exactly what "defined packages, not labour-only" is in the text to prevent.</w:t>
+      </w:r>
+    </w:p>
+    <w:p>
+      <w:pPr>
+        <w:pStyle w:val="Heading1"/>
+        <w:keepNext/>
+        <w:pBdr>
+          <w:bottom w:val="single" w:color="9C7A3C" w:sz="8" w:space="6"/>
+        </w:pBdr>
+        <w:spacing w:after="150" w:before="380"/>
+      </w:pPr>
+      <w:r>
+        <w:rPr>
+          <w:rFonts w:ascii="Arial" w:cs="Arial" w:eastAsia="Arial" w:hAnsi="Arial"/>
+          <w:b/>
+          <w:bCs/>
+          <w:color w:val="14181D"/>
+          <w:sz w:val="26"/>
+          <w:szCs w:val="26"/>
+        </w:rPr>
+        <w:t xml:space="preserve">Then answer them</w:t>
+      </w:r>
+    </w:p>
+    <w:p>
+      <w:pPr>
+        <w:spacing w:after="90" w:before="90" w:line="280"/>
+      </w:pPr>
+      <w:r>
+        <w:rPr>
+          <w:rFonts w:ascii="Arial" w:cs="Arial" w:eastAsia="Arial" w:hAnsi="Arial"/>
+          <w:color w:val="14181D"/>
+          <w:sz w:val="20"/>
+          <w:szCs w:val="20"/>
+        </w:rPr>
+        <w:t xml:space="preserve">Every registration gets a same-day reply from </w:t>
+      </w:r>
+      <w:r>
+        <w:rPr>
+          <w:rFonts w:ascii="Arial" w:cs="Arial" w:eastAsia="Arial" w:hAnsi="Arial"/>
+          <w:i/>
+          <w:iCs/>
+          <w:color w:val="14181D"/>
+          <w:sz w:val="20"/>
+          <w:szCs w:val="20"/>
+        </w:rPr>
+        <w:t xml:space="preserve">business/marketing/supply-chain-reply-template.md</w:t>
+      </w:r>
+      <w:r>
+        <w:rPr>
+          <w:rFonts w:ascii="Arial" w:cs="Arial" w:eastAsia="Arial" w:hAnsi="Arial"/>
+          <w:color w:val="14181D"/>
+          <w:sz w:val="20"/>
+          <w:szCs w:val="20"/>
+        </w:rPr>
+        <w:t xml:space="preserve">. An advert that buys a registration and leaves it in silence has just proved card 1 right about us.</w:t>
       </w:r>
     </w:p>
     <w:sectPr>
